--- a/Project_Animagus/작업 일지/ji/작업일지(241230-250105).docx
+++ b/Project_Animagus/작업 일지/ji/작업일지(241230-250105).docx
@@ -65,6 +65,7 @@
             <w:pPr>
               <w:jc w:val="center"/>
               <w:rPr>
+                <w:rFonts w:hint="eastAsia"/>
                 <w:b/>
                 <w:sz w:val="18"/>
               </w:rPr>
@@ -91,51 +92,6 @@
                 <w:sz w:val="18"/>
               </w:rPr>
               <w:t>지태준</w:t>
-            </w:r>
-          </w:p>
-          <w:p>
-            <w:pPr>
-              <w:jc w:val="center"/>
-              <w:rPr>
-                <w:b/>
-                <w:sz w:val="18"/>
-              </w:rPr>
-            </w:pPr>
-            <w:r>
-              <w:rPr>
-                <w:rFonts w:hint="eastAsia"/>
-                <w:b/>
-                <w:sz w:val="18"/>
-              </w:rPr>
-              <w:t>2020182003</w:t>
-            </w:r>
-            <w:r>
-              <w:rPr>
-                <w:b/>
-                <w:sz w:val="18"/>
-              </w:rPr>
-              <w:t xml:space="preserve"> </w:t>
-            </w:r>
-            <w:r>
-              <w:rPr>
-                <w:rFonts w:hint="eastAsia"/>
-                <w:b/>
-                <w:sz w:val="18"/>
-              </w:rPr>
-              <w:t>고광신</w:t>
-            </w:r>
-          </w:p>
-          <w:p>
-            <w:pPr>
-              <w:jc w:val="center"/>
-            </w:pPr>
-            <w:r>
-              <w:rPr>
-                <w:rFonts w:hint="eastAsia"/>
-                <w:b/>
-                <w:sz w:val="18"/>
-              </w:rPr>
-              <w:t>2020182040 조환희</w:t>
             </w:r>
           </w:p>
         </w:tc>
@@ -229,6 +185,13 @@
                 <w:b/>
               </w:rPr>
             </w:pPr>
+            <w:r>
+              <w:rPr>
+                <w:rFonts w:hint="eastAsia"/>
+                <w:b/>
+              </w:rPr>
+              <w:t>2</w:t>
+            </w:r>
           </w:p>
         </w:tc>
         <w:tc>
@@ -263,7 +226,6 @@
             <w:pPr>
               <w:jc w:val="center"/>
               <w:rPr>
-                <w:rFonts w:hint="eastAsia"/>
                 <w:b/>
               </w:rPr>
             </w:pPr>
@@ -287,6 +249,21 @@
                 <w:b/>
                 <w:sz w:val="22"/>
               </w:rPr>
+              <w:t>.1</w:t>
+            </w:r>
+            <w:r>
+              <w:rPr>
+                <w:rFonts w:hint="eastAsia"/>
+                <w:b/>
+                <w:sz w:val="22"/>
+              </w:rPr>
+              <w:t>2</w:t>
+            </w:r>
+            <w:r>
+              <w:rPr>
+                <w:b/>
+                <w:sz w:val="22"/>
+              </w:rPr>
               <w:t>.</w:t>
             </w:r>
             <w:r>
@@ -295,22 +272,7 @@
                 <w:b/>
                 <w:sz w:val="22"/>
               </w:rPr>
-              <w:t>12</w:t>
-            </w:r>
-            <w:r>
-              <w:rPr>
-                <w:b/>
-                <w:sz w:val="22"/>
-              </w:rPr>
-              <w:t>.</w:t>
-            </w:r>
-            <w:r>
-              <w:rPr>
-                <w:rFonts w:hint="eastAsia"/>
-                <w:b/>
-                <w:sz w:val="22"/>
-              </w:rPr>
-              <w:t>23</w:t>
+              <w:t>30</w:t>
             </w:r>
             <w:r>
               <w:rPr>
@@ -325,22 +287,22 @@
                 <w:b/>
                 <w:sz w:val="22"/>
               </w:rPr>
-              <w:t>4</w:t>
-            </w:r>
-            <w:r>
-              <w:rPr>
-                <w:b/>
-                <w:sz w:val="22"/>
-              </w:rPr>
-              <w:t>.</w:t>
-            </w:r>
-            <w:r>
-              <w:rPr>
-                <w:rFonts w:hint="eastAsia"/>
-                <w:b/>
-                <w:sz w:val="22"/>
-              </w:rPr>
-              <w:t>12.29</w:t>
+              <w:t>5</w:t>
+            </w:r>
+            <w:r>
+              <w:rPr>
+                <w:b/>
+                <w:sz w:val="22"/>
+              </w:rPr>
+              <w:t>.01.</w:t>
+            </w:r>
+            <w:r>
+              <w:rPr>
+                <w:rFonts w:hint="eastAsia"/>
+                <w:b/>
+                <w:sz w:val="22"/>
+              </w:rPr>
+              <w:t>05</w:t>
             </w:r>
           </w:p>
         </w:tc>
@@ -436,7 +398,7 @@
                 <w:ilvl w:val="0"/>
                 <w:numId w:val="2"/>
               </w:numPr>
-              <w:ind w:leftChars="0"/>
+              <w:ind w:left="1160"/>
               <w:jc w:val="left"/>
               <w:rPr>
                 <w:b/>
@@ -449,48 +411,37 @@
               </w:rPr>
               <w:t>지태준</w:t>
             </w:r>
+            <w:r>
+              <w:rPr>
+                <w:rFonts w:hint="eastAsia"/>
+                <w:b/>
+              </w:rPr>
+              <w:t xml:space="preserve"> </w:t>
+            </w:r>
+            <w:r>
+              <w:rPr>
+                <w:b/>
+              </w:rPr>
+              <w:t>기존 산 모델링을 폐기하고 새로운 스타일로 전면 수정하였다. 또한 땅 모델링 및 텍스처링을 완료</w:t>
+            </w:r>
+          </w:p>
+          <w:p>
+            <w:pPr>
+              <w:jc w:val="left"/>
+              <w:rPr>
+                <w:b/>
+              </w:rPr>
+            </w:pPr>
           </w:p>
           <w:p>
             <w:pPr>
               <w:pStyle w:val="a4"/>
-              <w:numPr>
-                <w:ilvl w:val="0"/>
-                <w:numId w:val="2"/>
-              </w:numPr>
-              <w:ind w:leftChars="0"/>
+              <w:ind w:leftChars="0" w:left="760"/>
               <w:jc w:val="left"/>
               <w:rPr>
                 <w:b/>
               </w:rPr>
             </w:pPr>
-            <w:r>
-              <w:rPr>
-                <w:rFonts w:hint="eastAsia"/>
-                <w:b/>
-              </w:rPr>
-              <w:t>고광신</w:t>
-            </w:r>
-          </w:p>
-          <w:p>
-            <w:pPr>
-              <w:pStyle w:val="a4"/>
-              <w:numPr>
-                <w:ilvl w:val="0"/>
-                <w:numId w:val="2"/>
-              </w:numPr>
-              <w:ind w:leftChars="0"/>
-              <w:jc w:val="left"/>
-              <w:rPr>
-                <w:b/>
-              </w:rPr>
-            </w:pPr>
-            <w:r>
-              <w:rPr>
-                <w:rFonts w:hint="eastAsia"/>
-                <w:b/>
-              </w:rPr>
-              <w:t>조환희</w:t>
-            </w:r>
           </w:p>
         </w:tc>
       </w:tr>
@@ -544,60 +495,100 @@
     <w:p>
       <w:pPr>
         <w:pStyle w:val="a4"/>
+        <w:widowControl/>
         <w:numPr>
-          <w:ilvl w:val="1"/>
+          <w:ilvl w:val="0"/>
           <w:numId w:val="1"/>
         </w:numPr>
+        <w:wordWrap/>
+        <w:autoSpaceDE/>
+        <w:autoSpaceDN/>
+        <w:spacing w:before="100" w:beforeAutospacing="1" w:after="100" w:afterAutospacing="1" w:line="240" w:lineRule="auto"/>
         <w:ind w:leftChars="0"/>
+        <w:jc w:val="left"/>
         <w:rPr>
-          <w:sz w:val="22"/>
+          <w:rFonts w:ascii="굴림" w:eastAsia="굴림" w:hAnsi="굴림" w:cs="굴림"/>
+          <w:kern w:val="0"/>
+          <w:sz w:val="24"/>
+          <w:szCs w:val="24"/>
         </w:rPr>
       </w:pPr>
       <w:r>
         <w:rPr>
-          <w:rFonts w:hint="eastAsia"/>
-          <w:b/>
-          <w:sz w:val="28"/>
-          <w:szCs w:val="28"/>
+          <w:rFonts w:ascii="굴림" w:eastAsia="굴림" w:hAnsi="굴림" w:cs="굴림"/>
+          <w:kern w:val="0"/>
+          <w:sz w:val="24"/>
+          <w:szCs w:val="24"/>
         </w:rPr>
-        <w:t>고광신</w:t>
+        <w:t>1주차에 제작했던 산 모델이 팀의 캐릭터 아트 스타일과 어울리지 않는다는 판단하에, 새로운 디자인 방향으로 산을 재모델링</w:t>
       </w:r>
     </w:p>
     <w:p>
       <w:pPr>
         <w:pStyle w:val="a4"/>
+        <w:widowControl/>
         <w:numPr>
-          <w:ilvl w:val="1"/>
+          <w:ilvl w:val="0"/>
           <w:numId w:val="1"/>
         </w:numPr>
+        <w:wordWrap/>
+        <w:autoSpaceDE/>
+        <w:autoSpaceDN/>
+        <w:spacing w:before="100" w:beforeAutospacing="1" w:after="100" w:afterAutospacing="1" w:line="240" w:lineRule="auto"/>
         <w:ind w:leftChars="0"/>
+        <w:jc w:val="left"/>
         <w:rPr>
-          <w:rFonts w:hint="eastAsia"/>
-          <w:sz w:val="22"/>
+          <w:rFonts w:ascii="굴림" w:eastAsia="굴림" w:hAnsi="굴림" w:cs="굴림"/>
+          <w:kern w:val="0"/>
+          <w:sz w:val="24"/>
+          <w:szCs w:val="24"/>
         </w:rPr>
       </w:pPr>
       <w:r>
         <w:rPr>
-          <w:rFonts w:hint="eastAsia"/>
-          <w:b/>
-          <w:sz w:val="28"/>
-          <w:szCs w:val="28"/>
+          <w:rFonts w:ascii="굴림" w:eastAsia="굴림" w:hAnsi="굴림" w:cs="굴림"/>
+          <w:kern w:val="0"/>
+          <w:sz w:val="24"/>
+          <w:szCs w:val="24"/>
         </w:rPr>
-        <w:t>조환희</w:t>
+        <w:t>기본 지형이 될 땅 모델링과 텍스처링</w:t>
       </w:r>
       <w:r>
         <w:rPr>
-          <w:sz w:val="22"/>
+          <w:rFonts w:ascii="굴림" w:eastAsia="굴림" w:hAnsi="굴림" w:cs="굴림" w:hint="eastAsia"/>
+          <w:kern w:val="0"/>
+          <w:sz w:val="24"/>
+          <w:szCs w:val="24"/>
         </w:rPr>
-        <w:br/>
+        <w:t>을 진행</w:t>
       </w:r>
     </w:p>
     <w:p>
       <w:pPr>
+        <w:pStyle w:val="a4"/>
+        <w:widowControl/>
+        <w:wordWrap/>
+        <w:autoSpaceDE/>
+        <w:autoSpaceDN/>
+        <w:spacing w:before="100" w:beforeAutospacing="1" w:after="100" w:afterAutospacing="1" w:line="240" w:lineRule="auto"/>
+        <w:ind w:leftChars="0" w:left="760"/>
+        <w:jc w:val="left"/>
         <w:rPr>
-          <w:sz w:val="22"/>
+          <w:rFonts w:ascii="굴림" w:eastAsia="굴림" w:hAnsi="굴림" w:cs="굴림"/>
+          <w:kern w:val="0"/>
+          <w:sz w:val="24"/>
+          <w:szCs w:val="24"/>
         </w:rPr>
       </w:pPr>
+      <w:r>
+        <w:rPr>
+          <w:rFonts w:ascii="굴림" w:eastAsia="굴림" w:hAnsi="굴림" w:cs="굴림" w:hint="eastAsia"/>
+          <w:kern w:val="0"/>
+          <w:sz w:val="24"/>
+          <w:szCs w:val="24"/>
+        </w:rPr>
+        <w:t>언리얼 레벨에 땅을 여러 개 띄웠을 때 옆에 있는 땅과 특정 축의 위치가 같으면 z-buffer현상이 일어남을 확인 해결방안을 찾아보니 조금의 이격을 두어서 띄우면 해결된다는 사실을 구글링을 통해 찾아냄. 이 방법으로 문제점을 해결함</w:t>
+      </w:r>
     </w:p>
     <w:p>
       <w:pPr>
@@ -658,6 +649,12 @@
             <w:pPr>
               <w:jc w:val="left"/>
             </w:pPr>
+            <w:r>
+              <w:rPr>
+                <w:rFonts w:hint="eastAsia"/>
+              </w:rPr>
+              <w:t>비교과와 병행하다 보니 모델링 진행이 약간 더딤</w:t>
+            </w:r>
           </w:p>
         </w:tc>
         <w:tc>
@@ -692,6 +689,12 @@
             <w:pPr>
               <w:jc w:val="left"/>
             </w:pPr>
+            <w:r>
+              <w:rPr>
+                <w:rFonts w:hint="eastAsia"/>
+              </w:rPr>
+              <w:t>다음주 비교과가 끝나니 시간을 더 쏟아야함</w:t>
+            </w:r>
           </w:p>
         </w:tc>
       </w:tr>
@@ -735,6 +738,14 @@
                 <w:sz w:val="22"/>
               </w:rPr>
             </w:pPr>
+            <w:r>
+              <w:rPr>
+                <w:rFonts w:hint="eastAsia"/>
+                <w:b/>
+                <w:sz w:val="22"/>
+              </w:rPr>
+              <w:t>3</w:t>
+            </w:r>
           </w:p>
         </w:tc>
         <w:tc>
@@ -793,33 +804,26 @@
             </w:r>
             <w:r>
               <w:rPr>
-                <w:b/>
-                <w:sz w:val="22"/>
-              </w:rPr>
-              <w:t>1</w:t>
-            </w:r>
-            <w:r>
-              <w:rPr>
-                <w:rFonts w:hint="eastAsia"/>
-                <w:b/>
-                <w:sz w:val="22"/>
-              </w:rPr>
-              <w:t>2</w:t>
-            </w:r>
-            <w:r>
-              <w:rPr>
-                <w:b/>
-                <w:sz w:val="22"/>
-              </w:rPr>
-              <w:t>.</w:t>
-            </w:r>
-            <w:r>
-              <w:rPr>
-                <w:rFonts w:hint="eastAsia"/>
-                <w:b/>
-                <w:sz w:val="22"/>
-              </w:rPr>
-              <w:t>30</w:t>
+                <w:rFonts w:hint="eastAsia"/>
+                <w:b/>
+                <w:sz w:val="22"/>
+              </w:rPr>
+              <w:t>0</w:t>
+            </w:r>
+            <w:r>
+              <w:rPr>
+                <w:b/>
+                <w:sz w:val="22"/>
+              </w:rPr>
+              <w:t>1.</w:t>
+            </w:r>
+            <w:r>
+              <w:rPr>
+                <w:rFonts w:hint="eastAsia"/>
+                <w:b/>
+                <w:sz w:val="22"/>
+              </w:rPr>
+              <w:t>06</w:t>
             </w:r>
             <w:r>
               <w:rPr>
@@ -841,29 +845,15 @@
                 <w:b/>
                 <w:sz w:val="22"/>
               </w:rPr>
-              <w:t>.0</w:t>
-            </w:r>
-            <w:r>
-              <w:rPr>
-                <w:b/>
-                <w:sz w:val="22"/>
-              </w:rPr>
-              <w:t>1</w:t>
-            </w:r>
-            <w:r>
-              <w:rPr>
-                <w:b/>
-                <w:sz w:val="22"/>
-              </w:rPr>
-              <w:t>.</w:t>
-            </w:r>
-            <w:r>
-              <w:rPr>
-                <w:rFonts w:hint="eastAsia"/>
-                <w:b/>
-                <w:sz w:val="22"/>
-              </w:rPr>
-              <w:t>05</w:t>
+              <w:t>.01.</w:t>
+            </w:r>
+            <w:r>
+              <w:rPr>
+                <w:rFonts w:hint="eastAsia"/>
+                <w:b/>
+                <w:sz w:val="22"/>
+              </w:rPr>
+              <w:t>12</w:t>
             </w:r>
           </w:p>
         </w:tc>
@@ -917,37 +907,12 @@
             <w:r>
               <w:t xml:space="preserve"> </w:t>
             </w:r>
-          </w:p>
-          <w:p>
-            <w:r>
-              <w:rPr>
-                <w:rFonts w:hint="eastAsia"/>
-              </w:rPr>
-              <w:t>고광신</w:t>
-            </w:r>
-            <w:r>
-              <w:rPr>
-                <w:rFonts w:hint="eastAsia"/>
-              </w:rPr>
-              <w:t>:</w:t>
-            </w:r>
-            <w:r>
-              <w:t xml:space="preserve"> </w:t>
-            </w:r>
-          </w:p>
-          <w:p>
-            <w:r>
-              <w:rPr>
-                <w:rFonts w:hint="eastAsia"/>
-              </w:rPr>
-              <w:t>조환희</w:t>
-            </w:r>
-            <w:r>
-              <w:rPr>
-                <w:rFonts w:hint="eastAsia"/>
-              </w:rPr>
-              <w:t>:</w:t>
-            </w:r>
+            <w:r>
+              <w:t>제작한 산과 땅을 활용해 간단한 맵을 구성할 예정이며, 추가로 돌 모델링에 착수</w:t>
+            </w:r>
+          </w:p>
+          <w:p/>
+          <w:p>
             <w:r>
               <w:t xml:space="preserve"> </w:t>
             </w:r>
@@ -1827,6 +1792,19 @@
     <w:uiPriority w:val="99"/>
     <w:rsid w:val="00FD79E3"/>
   </w:style>
+  <w:style w:type="paragraph" w:styleId="a7">
+    <w:name w:val="Normal (Web)"/>
+    <w:basedOn w:val="a"/>
+    <w:uiPriority w:val="99"/>
+    <w:semiHidden/>
+    <w:unhideWhenUsed/>
+    <w:rsid w:val="005976C5"/>
+    <w:rPr>
+      <w:rFonts w:ascii="Times New Roman" w:hAnsi="Times New Roman" w:cs="Times New Roman"/>
+      <w:sz w:val="24"/>
+      <w:szCs w:val="24"/>
+    </w:rPr>
+  </w:style>
 </w:styles>
 </file>
 
